--- a/B10E-PSS-Simulator/docs-word/02_SEARCH_SEQUENCE.docx
+++ b/B10E-PSS-Simulator/docs-word/02_SEARCH_SEQUENCE.docx
@@ -12,7 +12,71 @@
     </w:p>
     <w:p>
       <w:r>
-        <w:t>*This is the heart of the system. It is SIF-04, implemented in the PLC as a Sequential Function Chart (SFC). Read this, then drive it in the simulator.*</w:t>
+        <w:t>*This document walks you through the search, one step at a time: what the searcher does, which tag makes each step advance, and what you should see happen next. It also lists the two timers and the things that abort a search.*</w:t>
+      </w:r>
+    </w:p>
+    <w:p>
+      <w:r>
+        <w:t xml:space="preserve">This is the heart of the system. It is SIF-04, built inside the PLC as a </w:t>
+      </w:r>
+      <w:r>
+        <w:rPr>
+          <w:b/>
+        </w:rPr>
+        <w:t>Sequential Function Chart (SFC)</w:t>
+      </w:r>
+      <w:r>
+        <w:t xml:space="preserve">. An SFC is just a step-by-step state machine: the program sits in one </w:t>
+      </w:r>
+      <w:r>
+        <w:rPr>
+          <w:b/>
+        </w:rPr>
+        <w:t>state</w:t>
+      </w:r>
+      <w:r>
+        <w:t xml:space="preserve"> (one step) at a time, and only moves on when a </w:t>
+      </w:r>
+      <w:r>
+        <w:rPr>
+          <w:b/>
+        </w:rPr>
+        <w:t>transition</w:t>
+      </w:r>
+      <w:r>
+        <w:t xml:space="preserve"> is met. A </w:t>
+      </w:r>
+      <w:r>
+        <w:rPr>
+          <w:b/>
+        </w:rPr>
+        <w:t>transition</w:t>
+      </w:r>
+      <w:r>
+        <w:t xml:space="preserve"> is the event — a button, a key, a timer — that moves you from one step to the next. We label the transitions </w:t>
+      </w:r>
+      <w:r>
+        <w:rPr>
+          <w:b/>
+        </w:rPr>
+        <w:t>T1, T2, T3 …</w:t>
+      </w:r>
+      <w:r>
+        <w:t>.</w:t>
+      </w:r>
+    </w:p>
+    <w:p>
+      <w:r>
+        <w:t xml:space="preserve">A </w:t>
+      </w:r>
+      <w:r>
+        <w:rPr>
+          <w:b/>
+        </w:rPr>
+        <w:t>hutch</w:t>
+      </w:r>
+      <w:r>
+        <w:t xml:space="preserve"> is the shielded room that holds the hazard. To follow the tag names, see document 00 (the glossary).</w:t>
       </w:r>
     </w:p>
     <w:p>
@@ -42,7 +106,7 @@
         <w:t>nobody is left inside</w:t>
       </w:r>
       <w:r>
-        <w:t xml:space="preserve">, in a </w:t>
+        <w:t xml:space="preserve">. They must do it in a </w:t>
       </w:r>
       <w:r>
         <w:rPr>
@@ -51,7 +115,7 @@
         <w:t>fixed order</w:t>
       </w:r>
       <w:r>
-        <w:t xml:space="preserve">, within </w:t>
+        <w:t xml:space="preserve">, inside </w:t>
       </w:r>
       <w:r>
         <w:rPr>
@@ -60,7 +124,12 @@
         <w:t>strict time windows</w:t>
       </w:r>
       <w:r>
-        <w:t xml:space="preserve">, and then lock the doors behind them. The PLC only lets the beam on if that exact ritual is completed correctly. If the searcher does anything wrong — wrong button, too fast, too slow, or a door opens — the search </w:t>
+        <w:t>, and then lock the doors behind them. The PLC only lets the beam on if that exact routine is done correctly.</w:t>
+      </w:r>
+    </w:p>
+    <w:p>
+      <w:r>
+        <w:t xml:space="preserve">If the searcher does anything wrong — wrong button, too fast, too slow, or a door opens — the search </w:t>
       </w:r>
       <w:r>
         <w:rPr>
@@ -74,7 +143,7 @@
     </w:p>
     <w:p>
       <w:r>
-        <w:t>This defends against the worst case: a person hiding/working in the hutch while a colleague switches the beam on.</w:t>
+        <w:t>This defends against the worst case: a person hiding or working in the hutch while a colleague switches the beam on.</w:t>
       </w:r>
     </w:p>
     <w:p>
@@ -95,7 +164,7 @@
     </w:p>
     <w:p>
       <w:r>
-        <w:t>These are the real PLC state names (</w:t>
+        <w:t xml:space="preserve">These are the real PLC state names. Each is a </w:t>
       </w:r>
       <w:r>
         <w:rPr>
@@ -106,7 +175,7 @@
         <w:t>STATUS-*</w:t>
       </w:r>
       <w:r>
-        <w:t xml:space="preserve"> flags), confirmed from </w:t>
+        <w:t xml:space="preserve"> flag that reads </w:t>
       </w:r>
       <w:r>
         <w:rPr>
@@ -114,10 +183,10 @@
           <w:color w:val="C7254E"/>
           <w:sz w:val="19"/>
         </w:rPr>
-        <w:t>program.pdf</w:t>
+        <w:t>1</w:t>
       </w:r>
       <w:r>
-        <w:t>:</w:t>
+        <w:t xml:space="preserve"> when the hutch is in that state. They come straight from the program (see document 03, the program logic reference).</w:t>
       </w:r>
     </w:p>
     <w:p>
@@ -166,7 +235,7 @@
                 <w:b/>
                 <w:color w:val="FFFFFF"/>
               </w:rPr>
-              <w:t>State</w:t>
+              <w:t>State (tag)</w:t>
             </w:r>
           </w:p>
         </w:tc>
@@ -181,7 +250,7 @@
                 <w:b/>
                 <w:color w:val="FFFFFF"/>
               </w:rPr>
-              <w:t>Meaning</w:t>
+              <w:t>Plain meaning</w:t>
             </w:r>
           </w:p>
         </w:tc>
@@ -208,7 +277,12 @@
           </w:tcPr>
           <w:p>
             <w:r>
-              <w:t>OPEN</w:t>
+              <w:rPr>
+                <w:rFonts w:ascii="Consolas" w:hAnsi="Consolas"/>
+                <w:color w:val="C7254E"/>
+                <w:sz w:val="19"/>
+              </w:rPr>
+              <w:t>STATUS-OPEN</w:t>
             </w:r>
           </w:p>
         </w:tc>
@@ -218,7 +292,16 @@
           </w:tcPr>
           <w:p>
             <w:r>
-              <w:t>doors unlocked, anyone may enter, no hazard</w:t>
+              <w:t xml:space="preserve">The hutch is </w:t>
+            </w:r>
+            <w:r>
+              <w:rPr>
+                <w:b/>
+              </w:rPr>
+              <w:t>open</w:t>
+            </w:r>
+            <w:r>
+              <w:t xml:space="preserve"> and safe to enter. Doors unlocked, no hazard</w:t>
             </w:r>
           </w:p>
         </w:tc>
@@ -243,7 +326,12 @@
           </w:tcPr>
           <w:p>
             <w:r>
-              <w:t>OPEN_READY</w:t>
+              <w:rPr>
+                <w:rFonts w:ascii="Consolas" w:hAnsi="Consolas"/>
+                <w:color w:val="C7254E"/>
+                <w:sz w:val="19"/>
+              </w:rPr>
+              <w:t>STATUS-OPEN_READY</w:t>
             </w:r>
           </w:p>
         </w:tc>
@@ -253,7 +341,16 @@
           </w:tcPr>
           <w:p>
             <w:r>
-              <w:t>all doors closed &amp; keys in — ready to start</w:t>
+              <w:t xml:space="preserve">The hutch is </w:t>
+            </w:r>
+            <w:r>
+              <w:rPr>
+                <w:b/>
+              </w:rPr>
+              <w:t>ready</w:t>
+            </w:r>
+            <w:r>
+              <w:t xml:space="preserve"> to start a search: all doors closed and keys in</w:t>
             </w:r>
           </w:p>
         </w:tc>
@@ -275,7 +372,12 @@
           </w:tcPr>
           <w:p>
             <w:r>
-              <w:t>START_SEARCH</w:t>
+              <w:rPr>
+                <w:rFonts w:ascii="Consolas" w:hAnsi="Consolas"/>
+                <w:color w:val="C7254E"/>
+                <w:sz w:val="19"/>
+              </w:rPr>
+              <w:t>STATUS-START_SEARCH</w:t>
             </w:r>
           </w:p>
         </w:tc>
@@ -285,7 +387,16 @@
           </w:tcPr>
           <w:p>
             <w:r>
-              <w:t>search begun; service doors lock</w:t>
+              <w:t xml:space="preserve">A search has </w:t>
+            </w:r>
+            <w:r>
+              <w:rPr>
+                <w:b/>
+              </w:rPr>
+              <w:t>begun</w:t>
+            </w:r>
+            <w:r>
+              <w:t>; the service doors lock</w:t>
             </w:r>
           </w:p>
         </w:tc>
@@ -310,7 +421,12 @@
           </w:tcPr>
           <w:p>
             <w:r>
-              <w:t>HUTCH_ENTERED</w:t>
+              <w:rPr>
+                <w:rFonts w:ascii="Consolas" w:hAnsi="Consolas"/>
+                <w:color w:val="C7254E"/>
+                <w:sz w:val="19"/>
+              </w:rPr>
+              <w:t>STATUS-HUTCH_ENTERED</w:t>
             </w:r>
           </w:p>
         </w:tc>
@@ -320,7 +436,16 @@
           </w:tcPr>
           <w:p>
             <w:r>
-              <w:t>searcher passed the light curtain</w:t>
+              <w:t xml:space="preserve">The searcher has </w:t>
+            </w:r>
+            <w:r>
+              <w:rPr>
+                <w:b/>
+              </w:rPr>
+              <w:t>stepped through</w:t>
+            </w:r>
+            <w:r>
+              <w:t xml:space="preserve"> the light curtain</w:t>
             </w:r>
           </w:p>
         </w:tc>
@@ -342,7 +467,23 @@
           </w:tcPr>
           <w:p>
             <w:r>
-              <w:t>ASB1..ASB4</w:t>
+              <w:rPr>
+                <w:rFonts w:ascii="Consolas" w:hAnsi="Consolas"/>
+                <w:color w:val="C7254E"/>
+                <w:sz w:val="19"/>
+              </w:rPr>
+              <w:t>STATUS-ASB1</w:t>
+            </w:r>
+            <w:r>
+              <w:t xml:space="preserve"> … </w:t>
+            </w:r>
+            <w:r>
+              <w:rPr>
+                <w:rFonts w:ascii="Consolas" w:hAnsi="Consolas"/>
+                <w:color w:val="C7254E"/>
+                <w:sz w:val="19"/>
+              </w:rPr>
+              <w:t>STATUS-ASB4</w:t>
             </w:r>
           </w:p>
         </w:tc>
@@ -352,7 +493,13 @@
           </w:tcPr>
           <w:p>
             <w:r>
-              <w:t>area-search buttons pressed in order</w:t>
+              <w:t xml:space="preserve">Area-search buttons 1–4 have been </w:t>
+            </w:r>
+            <w:r>
+              <w:rPr>
+                <w:b/>
+              </w:rPr>
+              <w:t>pressed in order</w:t>
             </w:r>
           </w:p>
         </w:tc>
@@ -374,7 +521,12 @@
           </w:tcPr>
           <w:p>
             <w:r>
-              <w:t>STANDBY</w:t>
+              <w:rPr>
+                <w:rFonts w:ascii="Consolas" w:hAnsi="Consolas"/>
+                <w:color w:val="C7254E"/>
+                <w:sz w:val="19"/>
+              </w:rPr>
+              <w:t>STATUS-STANDBY</w:t>
             </w:r>
           </w:p>
         </w:tc>
@@ -384,7 +536,16 @@
           </w:tcPr>
           <w:p>
             <w:r>
-              <w:t xml:space="preserve">search done, </w:t>
+              <w:t xml:space="preserve">Search </w:t>
+            </w:r>
+            <w:r>
+              <w:rPr>
+                <w:b/>
+              </w:rPr>
+              <w:t>done</w:t>
+            </w:r>
+            <w:r>
+              <w:t xml:space="preserve">, </w:t>
             </w:r>
             <w:r>
               <w:rPr>
@@ -393,7 +554,7 @@
               <w:t>all doors locked</w:t>
             </w:r>
             <w:r>
-              <w:t>, 180 s warning dwell</w:t>
+              <w:t>, waiting before the beam</w:t>
             </w:r>
           </w:p>
         </w:tc>
@@ -418,7 +579,12 @@
           </w:tcPr>
           <w:p>
             <w:r>
-              <w:t>BEAM_ON</w:t>
+              <w:rPr>
+                <w:rFonts w:ascii="Consolas" w:hAnsi="Consolas"/>
+                <w:color w:val="C7254E"/>
+                <w:sz w:val="19"/>
+              </w:rPr>
+              <w:t>STATUS-BEAM_ON</w:t>
             </w:r>
           </w:p>
         </w:tc>
@@ -428,7 +594,13 @@
           </w:tcPr>
           <w:p>
             <w:r>
-              <w:t>hazard enabled</w:t>
+              <w:t xml:space="preserve">The hazard (the beam) is </w:t>
+            </w:r>
+            <w:r>
+              <w:rPr>
+                <w:b/>
+              </w:rPr>
+              <w:t>on</w:t>
             </w:r>
           </w:p>
         </w:tc>
@@ -466,7 +638,16 @@
     </w:p>
     <w:p>
       <w:r>
-        <w:t xml:space="preserve">Each transition </w:t>
+        <w:t xml:space="preserve">Read this table top to bottom. Each row is </w:t>
+      </w:r>
+      <w:r>
+        <w:rPr>
+          <w:b/>
+        </w:rPr>
+        <w:t>one</w:t>
+      </w:r>
+      <w:r>
+        <w:t xml:space="preserve"> transition </w:t>
       </w:r>
       <w:r>
         <w:rPr>
@@ -475,7 +656,443 @@
         <w:t>Tn</w:t>
       </w:r>
       <w:r>
-        <w:t xml:space="preserve"> is "the event that moves you to the next state".</w:t>
+        <w:t xml:space="preserve"> — the event that moves the SFC to the next state. For each step you get: </w:t>
+      </w:r>
+      <w:r>
+        <w:rPr>
+          <w:b/>
+        </w:rPr>
+        <w:t>(a)</w:t>
+      </w:r>
+      <w:r>
+        <w:t xml:space="preserve"> what the searcher physically does, </w:t>
+      </w:r>
+      <w:r>
+        <w:rPr>
+          <w:b/>
+        </w:rPr>
+        <w:t>(b)</w:t>
+      </w:r>
+      <w:r>
+        <w:t xml:space="preserve"> which tag/condition makes it advance, and </w:t>
+      </w:r>
+      <w:r>
+        <w:rPr>
+          <w:b/>
+        </w:rPr>
+        <w:t>(c)</w:t>
+      </w:r>
+      <w:r>
+        <w:t xml:space="preserve"> what happens and what to see next.</w:t>
+      </w:r>
+    </w:p>
+    <w:p>
+      <w:r>
+        <w:t>A few tags used below:</w:t>
+      </w:r>
+    </w:p>
+    <w:p>
+      <w:pPr>
+        <w:pStyle w:val="ListBullet"/>
+      </w:pPr>
+      <w:r>
+        <w:rPr>
+          <w:rFonts w:ascii="Consolas" w:hAnsi="Consolas"/>
+          <w:color w:val="C7254E"/>
+          <w:sz w:val="19"/>
+        </w:rPr>
+        <w:t>BL10E-PS-SCR-01</w:t>
+      </w:r>
+      <w:r>
+        <w:t xml:space="preserve"> — the </w:t>
+      </w:r>
+      <w:r>
+        <w:rPr>
+          <w:b/>
+        </w:rPr>
+        <w:t>search card reader</w:t>
+      </w:r>
+      <w:r>
+        <w:t xml:space="preserve"> at the door. Reads </w:t>
+      </w:r>
+      <w:r>
+        <w:rPr>
+          <w:rFonts w:ascii="Consolas" w:hAnsi="Consolas"/>
+          <w:color w:val="C7254E"/>
+          <w:sz w:val="19"/>
+        </w:rPr>
+        <w:t>1</w:t>
+      </w:r>
+      <w:r>
+        <w:t xml:space="preserve"> when a</w:t>
+      </w:r>
+    </w:p>
+    <w:p>
+      <w:r>
+        <w:t xml:space="preserve">  valid search card is presented.</w:t>
+      </w:r>
+    </w:p>
+    <w:p>
+      <w:pPr>
+        <w:pStyle w:val="ListBullet"/>
+      </w:pPr>
+      <w:r>
+        <w:rPr>
+          <w:rFonts w:ascii="Consolas" w:hAnsi="Consolas"/>
+          <w:color w:val="C7254E"/>
+          <w:sz w:val="19"/>
+        </w:rPr>
+        <w:t>KEY-01</w:t>
+      </w:r>
+      <w:r>
+        <w:t xml:space="preserve"> (</w:t>
+      </w:r>
+      <w:r>
+        <w:rPr>
+          <w:rFonts w:ascii="Consolas" w:hAnsi="Consolas"/>
+          <w:color w:val="C7254E"/>
+          <w:sz w:val="19"/>
+        </w:rPr>
+        <w:t>BL10E-PS-KEY-01</w:t>
+      </w:r>
+      <w:r>
+        <w:t xml:space="preserve">) — the </w:t>
+      </w:r>
+      <w:r>
+        <w:rPr>
+          <w:b/>
+        </w:rPr>
+        <w:t>electron-source enable key</w:t>
+      </w:r>
+      <w:r>
+        <w:t xml:space="preserve"> at the</w:t>
+      </w:r>
+    </w:p>
+    <w:p>
+      <w:r>
+        <w:t xml:space="preserve">  control panel. </w:t>
+      </w:r>
+      <w:r>
+        <w:rPr>
+          <w:rFonts w:ascii="Consolas" w:hAnsi="Consolas"/>
+          <w:color w:val="C7254E"/>
+          <w:sz w:val="19"/>
+        </w:rPr>
+        <w:t>1</w:t>
+      </w:r>
+      <w:r>
+        <w:t xml:space="preserve"> = key turned ON.</w:t>
+      </w:r>
+    </w:p>
+    <w:p>
+      <w:pPr>
+        <w:pStyle w:val="ListBullet"/>
+      </w:pPr>
+      <w:r>
+        <w:rPr>
+          <w:rFonts w:ascii="Consolas" w:hAnsi="Consolas"/>
+          <w:color w:val="C7254E"/>
+          <w:sz w:val="19"/>
+        </w:rPr>
+        <w:t>KEY-02</w:t>
+      </w:r>
+      <w:r>
+        <w:t xml:space="preserve"> (</w:t>
+      </w:r>
+      <w:r>
+        <w:rPr>
+          <w:rFonts w:ascii="Consolas" w:hAnsi="Consolas"/>
+          <w:color w:val="C7254E"/>
+          <w:sz w:val="19"/>
+        </w:rPr>
+        <w:t>BL10E-PS-KEY-02</w:t>
+      </w:r>
+      <w:r>
+        <w:t xml:space="preserve">) — the </w:t>
+      </w:r>
+      <w:r>
+        <w:rPr>
+          <w:b/>
+        </w:rPr>
+        <w:t>hutch enable key</w:t>
+      </w:r>
+      <w:r>
+        <w:t xml:space="preserve"> needed to start a</w:t>
+      </w:r>
+    </w:p>
+    <w:p>
+      <w:r>
+        <w:t xml:space="preserve">  search. </w:t>
+      </w:r>
+      <w:r>
+        <w:rPr>
+          <w:rFonts w:ascii="Consolas" w:hAnsi="Consolas"/>
+          <w:color w:val="C7254E"/>
+          <w:sz w:val="19"/>
+        </w:rPr>
+        <w:t>1</w:t>
+      </w:r>
+      <w:r>
+        <w:t xml:space="preserve"> = key turned ON.</w:t>
+      </w:r>
+    </w:p>
+    <w:p>
+      <w:pPr>
+        <w:pStyle w:val="ListBullet"/>
+      </w:pPr>
+      <w:r>
+        <w:rPr>
+          <w:rFonts w:ascii="Consolas" w:hAnsi="Consolas"/>
+          <w:color w:val="C7254E"/>
+          <w:sz w:val="19"/>
+        </w:rPr>
+        <w:t>LCRx-01</w:t>
+      </w:r>
+      <w:r>
+        <w:t xml:space="preserve"> (</w:t>
+      </w:r>
+      <w:r>
+        <w:rPr>
+          <w:rFonts w:ascii="Consolas" w:hAnsi="Consolas"/>
+          <w:color w:val="C7254E"/>
+          <w:sz w:val="19"/>
+        </w:rPr>
+        <w:t>BL10E-PS-LCRx-01</w:t>
+      </w:r>
+      <w:r>
+        <w:t xml:space="preserve">) — the </w:t>
+      </w:r>
+      <w:r>
+        <w:rPr>
+          <w:b/>
+        </w:rPr>
+        <w:t>light curtain</w:t>
+      </w:r>
+      <w:r>
+        <w:t>, an invisible beam</w:t>
+      </w:r>
+    </w:p>
+    <w:p>
+      <w:r>
+        <w:t xml:space="preserve">  across the doorway that detects a person passing. </w:t>
+      </w:r>
+      <w:r>
+        <w:rPr>
+          <w:rFonts w:ascii="Consolas" w:hAnsi="Consolas"/>
+          <w:color w:val="C7254E"/>
+          <w:sz w:val="19"/>
+        </w:rPr>
+        <w:t>1</w:t>
+      </w:r>
+      <w:r>
+        <w:t xml:space="preserve"> = clear, </w:t>
+      </w:r>
+      <w:r>
+        <w:rPr>
+          <w:rFonts w:ascii="Consolas" w:hAnsi="Consolas"/>
+          <w:color w:val="C7254E"/>
+          <w:sz w:val="19"/>
+        </w:rPr>
+        <w:t>0</w:t>
+      </w:r>
+      <w:r>
+        <w:t xml:space="preserve"> = broken.</w:t>
+      </w:r>
+    </w:p>
+    <w:p>
+      <w:pPr>
+        <w:pStyle w:val="ListBullet"/>
+      </w:pPr>
+      <w:r>
+        <w:rPr>
+          <w:rFonts w:ascii="Consolas" w:hAnsi="Consolas"/>
+          <w:color w:val="C7254E"/>
+          <w:sz w:val="19"/>
+        </w:rPr>
+        <w:t>ASB-01 … ASB-04</w:t>
+      </w:r>
+      <w:r>
+        <w:t xml:space="preserve"> (</w:t>
+      </w:r>
+      <w:r>
+        <w:rPr>
+          <w:rFonts w:ascii="Consolas" w:hAnsi="Consolas"/>
+          <w:color w:val="C7254E"/>
+          <w:sz w:val="19"/>
+        </w:rPr>
+        <w:t>BL10E-PS-ASB-01..04</w:t>
+      </w:r>
+      <w:r>
+        <w:t xml:space="preserve">) — the four </w:t>
+      </w:r>
+      <w:r>
+        <w:rPr>
+          <w:b/>
+        </w:rPr>
+        <w:t>area-search buttons</w:t>
+      </w:r>
+    </w:p>
+    <w:p>
+      <w:r>
+        <w:t xml:space="preserve">  you press in order while walking through the hutch. A press = </w:t>
+      </w:r>
+      <w:r>
+        <w:rPr>
+          <w:rFonts w:ascii="Consolas" w:hAnsi="Consolas"/>
+          <w:color w:val="C7254E"/>
+          <w:sz w:val="19"/>
+        </w:rPr>
+        <w:t>0</w:t>
+      </w:r>
+      <w:r>
+        <w:t>→</w:t>
+      </w:r>
+      <w:r>
+        <w:rPr>
+          <w:rFonts w:ascii="Consolas" w:hAnsi="Consolas"/>
+          <w:color w:val="C7254E"/>
+          <w:sz w:val="19"/>
+        </w:rPr>
+        <w:t>1</w:t>
+      </w:r>
+      <w:r>
+        <w:t>.</w:t>
+      </w:r>
+    </w:p>
+    <w:p>
+      <w:pPr>
+        <w:pStyle w:val="ListBullet"/>
+      </w:pPr>
+      <w:r>
+        <w:rPr>
+          <w:rFonts w:ascii="Consolas" w:hAnsi="Consolas"/>
+          <w:color w:val="C7254E"/>
+          <w:sz w:val="19"/>
+        </w:rPr>
+        <w:t>ASBF-01</w:t>
+      </w:r>
+      <w:r>
+        <w:t xml:space="preserve"> (</w:t>
+      </w:r>
+      <w:r>
+        <w:rPr>
+          <w:rFonts w:ascii="Consolas" w:hAnsi="Consolas"/>
+          <w:color w:val="C7254E"/>
+          <w:sz w:val="19"/>
+        </w:rPr>
+        <w:t>BL10E-PS-ASBF-01</w:t>
+      </w:r>
+      <w:r>
+        <w:t xml:space="preserve">) — the </w:t>
+      </w:r>
+      <w:r>
+        <w:rPr>
+          <w:b/>
+        </w:rPr>
+        <w:t>final</w:t>
+      </w:r>
+      <w:r>
+        <w:t xml:space="preserve"> area-search button, next to the</w:t>
+      </w:r>
+    </w:p>
+    <w:p>
+      <w:r>
+        <w:t xml:space="preserve">  exit door. A press = </w:t>
+      </w:r>
+      <w:r>
+        <w:rPr>
+          <w:rFonts w:ascii="Consolas" w:hAnsi="Consolas"/>
+          <w:color w:val="C7254E"/>
+          <w:sz w:val="19"/>
+        </w:rPr>
+        <w:t>0</w:t>
+      </w:r>
+      <w:r>
+        <w:t>→</w:t>
+      </w:r>
+      <w:r>
+        <w:rPr>
+          <w:rFonts w:ascii="Consolas" w:hAnsi="Consolas"/>
+          <w:color w:val="C7254E"/>
+          <w:sz w:val="19"/>
+        </w:rPr>
+        <w:t>1</w:t>
+      </w:r>
+      <w:r>
+        <w:t>.</w:t>
+      </w:r>
+    </w:p>
+    <w:p>
+      <w:pPr>
+        <w:pStyle w:val="ListBullet"/>
+      </w:pPr>
+      <w:r>
+        <w:rPr>
+          <w:rFonts w:ascii="Consolas" w:hAnsi="Consolas"/>
+          <w:color w:val="C7254E"/>
+          <w:sz w:val="19"/>
+        </w:rPr>
+        <w:t>SADC</w:t>
+      </w:r>
+      <w:r>
+        <w:t xml:space="preserve"> (</w:t>
+      </w:r>
+      <w:r>
+        <w:rPr>
+          <w:rFonts w:ascii="Consolas" w:hAnsi="Consolas"/>
+          <w:color w:val="C7254E"/>
+          <w:sz w:val="19"/>
+        </w:rPr>
+        <w:t>BL10E-PS-SADC-*</w:t>
+      </w:r>
+      <w:r>
+        <w:t xml:space="preserve">) — the </w:t>
+      </w:r>
+      <w:r>
+        <w:rPr>
+          <w:b/>
+        </w:rPr>
+        <w:t>service-door "closed"</w:t>
+      </w:r>
+      <w:r>
+        <w:t xml:space="preserve"> switches. </w:t>
+      </w:r>
+      <w:r>
+        <w:rPr>
+          <w:rFonts w:ascii="Consolas" w:hAnsi="Consolas"/>
+          <w:color w:val="C7254E"/>
+          <w:sz w:val="19"/>
+        </w:rPr>
+        <w:t>1</w:t>
+      </w:r>
+      <w:r>
+        <w:t xml:space="preserve"> = the</w:t>
+      </w:r>
+    </w:p>
+    <w:p>
+      <w:r>
+        <w:t xml:space="preserve">  service door is shut.</w:t>
+      </w:r>
+    </w:p>
+    <w:p>
+      <w:pPr>
+        <w:pStyle w:val="ListBullet"/>
+      </w:pPr>
+      <w:r>
+        <w:rPr>
+          <w:rFonts w:ascii="Consolas" w:hAnsi="Consolas"/>
+          <w:color w:val="C7254E"/>
+          <w:sz w:val="19"/>
+        </w:rPr>
+        <w:t>SEARCHED_AND_LOCKED</w:t>
+      </w:r>
+      <w:r>
+        <w:t xml:space="preserve"> — a memory bit meaning "search finished and doors</w:t>
+      </w:r>
+    </w:p>
+    <w:p>
+      <w:r>
+        <w:t xml:space="preserve">  locked." If it is broken, you must search again.</w:t>
       </w:r>
     </w:p>
     <w:tbl>
@@ -534,7 +1151,7 @@
                 <w:b/>
                 <w:color w:val="FFFFFF"/>
               </w:rPr>
-              <w:t>What the searcher does</w:t>
+              <w:t>(a) What the searcher does</w:t>
             </w:r>
           </w:p>
         </w:tc>
@@ -549,7 +1166,7 @@
                 <w:b/>
                 <w:color w:val="FFFFFF"/>
               </w:rPr>
-              <w:t>PLC pre-condition</w:t>
+              <w:t>(b) Tag/condition that advances it</w:t>
             </w:r>
           </w:p>
         </w:tc>
@@ -564,7 +1181,7 @@
                 <w:b/>
                 <w:color w:val="FFFFFF"/>
               </w:rPr>
-              <w:t>What happens on arrival</w:t>
+              <w:t>(c) What happens / what to see next</w:t>
             </w:r>
           </w:p>
         </w:tc>
@@ -589,7 +1206,23 @@
           </w:tcPr>
           <w:p>
             <w:r>
-              <w:t>OPEN_READY → START_SEARCH</w:t>
+              <w:rPr>
+                <w:rFonts w:ascii="Consolas" w:hAnsi="Consolas"/>
+                <w:color w:val="C7254E"/>
+                <w:sz w:val="19"/>
+              </w:rPr>
+              <w:t>STATUS-OPEN_READY</w:t>
+            </w:r>
+            <w:r>
+              <w:t xml:space="preserve"> → </w:t>
+            </w:r>
+            <w:r>
+              <w:rPr>
+                <w:rFonts w:ascii="Consolas" w:hAnsi="Consolas"/>
+                <w:color w:val="C7254E"/>
+                <w:sz w:val="19"/>
+              </w:rPr>
+              <w:t>STATUS-START_SEARCH</w:t>
             </w:r>
           </w:p>
         </w:tc>
@@ -599,7 +1232,7 @@
           </w:tcPr>
           <w:p>
             <w:r>
-              <w:t xml:space="preserve">Insert search </w:t>
+              <w:t xml:space="preserve">Present the search </w:t>
             </w:r>
             <w:r>
               <w:rPr>
@@ -608,22 +1241,37 @@
               <w:t>card</w:t>
             </w:r>
             <w:r>
-              <w:t xml:space="preserve"> (SCR) and turn </w:t>
+              <w:t xml:space="preserve"> at </w:t>
             </w:r>
             <w:r>
               <w:rPr>
-                <w:b/>
+                <w:rFonts w:ascii="Consolas" w:hAnsi="Consolas"/>
+                <w:color w:val="C7254E"/>
+                <w:sz w:val="19"/>
               </w:rPr>
-              <w:t>KEY01</w:t>
+              <w:t>BL10E-PS-SCR-01</w:t>
             </w:r>
             <w:r>
-              <w:t xml:space="preserve"> (electron-source) and </w:t>
+              <w:t xml:space="preserve">, and turn </w:t>
             </w:r>
             <w:r>
               <w:rPr>
-                <w:b/>
+                <w:rFonts w:ascii="Consolas" w:hAnsi="Consolas"/>
+                <w:color w:val="C7254E"/>
+                <w:sz w:val="19"/>
               </w:rPr>
-              <w:t>KEY02</w:t>
+              <w:t>KEY-01</w:t>
+            </w:r>
+            <w:r>
+              <w:t xml:space="preserve"> (electron source) and </w:t>
+            </w:r>
+            <w:r>
+              <w:rPr>
+                <w:rFonts w:ascii="Consolas" w:hAnsi="Consolas"/>
+                <w:color w:val="C7254E"/>
+                <w:sz w:val="19"/>
+              </w:rPr>
+              <w:t>KEY-02</w:t>
             </w:r>
             <w:r>
               <w:t xml:space="preserve"> (hutch) to ON</w:t>
@@ -636,7 +1284,29 @@
           </w:tcPr>
           <w:p>
             <w:r>
-              <w:t>service doors closed (SADC), no beam-off latched (</w:t>
+              <w:t>Service doors shut (</w:t>
+            </w:r>
+            <w:r>
+              <w:rPr>
+                <w:rFonts w:ascii="Consolas" w:hAnsi="Consolas"/>
+                <w:color w:val="C7254E"/>
+                <w:sz w:val="19"/>
+              </w:rPr>
+              <w:t>SADC</w:t>
+            </w:r>
+            <w:r>
+              <w:t xml:space="preserve"> = </w:t>
+            </w:r>
+            <w:r>
+              <w:rPr>
+                <w:rFonts w:ascii="Consolas" w:hAnsi="Consolas"/>
+                <w:color w:val="C7254E"/>
+                <w:sz w:val="19"/>
+              </w:rPr>
+              <w:t>1</w:t>
+            </w:r>
+            <w:r>
+              <w:t>), and no beam-off latched (</w:t>
             </w:r>
             <w:r>
               <w:rPr>
@@ -645,7 +1315,7 @@
               <w:t>SIF-05</w:t>
             </w:r>
             <w:r>
-              <w:t>)</w:t>
+              <w:t>, the search-start permit, is healthy)</w:t>
             </w:r>
           </w:p>
         </w:tc>
@@ -670,16 +1340,29 @@
               <w:t>RESTRICTED</w:t>
             </w:r>
             <w:r>
-              <w:t xml:space="preserve"> sign; Speaker </w:t>
+              <w:t xml:space="preserve"> sign on; speaker </w:t>
             </w:r>
             <w:r>
               <w:rPr>
-                <w:b/>
+                <w:rFonts w:ascii="Consolas" w:hAnsi="Consolas"/>
+                <w:color w:val="C7254E"/>
+                <w:sz w:val="19"/>
               </w:rPr>
               <w:t>SP01</w:t>
             </w:r>
             <w:r>
-              <w:t xml:space="preserve"> "search in progress"; white lights on; </w:t>
+              <w:t xml:space="preserve"> says "search in progress"; white lights </w:t>
+            </w:r>
+            <w:r>
+              <w:rPr>
+                <w:rFonts w:ascii="Consolas" w:hAnsi="Consolas"/>
+                <w:color w:val="C7254E"/>
+                <w:sz w:val="19"/>
+              </w:rPr>
+              <w:t>WLT-01</w:t>
+            </w:r>
+            <w:r>
+              <w:t xml:space="preserve"> on; the </w:t>
             </w:r>
             <w:r>
               <w:rPr>
@@ -710,7 +1393,23 @@
           </w:tcPr>
           <w:p>
             <w:r>
-              <w:t>START_SEARCH → HUTCH_ENTERED</w:t>
+              <w:rPr>
+                <w:rFonts w:ascii="Consolas" w:hAnsi="Consolas"/>
+                <w:color w:val="C7254E"/>
+                <w:sz w:val="19"/>
+              </w:rPr>
+              <w:t>STATUS-START_SEARCH</w:t>
+            </w:r>
+            <w:r>
+              <w:t xml:space="preserve"> → </w:t>
+            </w:r>
+            <w:r>
+              <w:rPr>
+                <w:rFonts w:ascii="Consolas" w:hAnsi="Consolas"/>
+                <w:color w:val="C7254E"/>
+                <w:sz w:val="19"/>
+              </w:rPr>
+              <w:t>STATUS-HUTCH_ENTERED</w:t>
             </w:r>
           </w:p>
         </w:tc>
@@ -729,7 +1428,7 @@
               <w:t>light curtain</w:t>
             </w:r>
             <w:r>
-              <w:t xml:space="preserve"> once (single pass)</w:t>
+              <w:t xml:space="preserve"> once — a single pass</w:t>
             </w:r>
           </w:p>
         </w:tc>
@@ -739,7 +1438,48 @@
           </w:tcPr>
           <w:p>
             <w:r>
-              <w:t>—</w:t>
+              <w:rPr>
+                <w:rFonts w:ascii="Consolas" w:hAnsi="Consolas"/>
+                <w:color w:val="C7254E"/>
+                <w:sz w:val="19"/>
+              </w:rPr>
+              <w:t>LCRx-01</w:t>
+            </w:r>
+            <w:r>
+              <w:t xml:space="preserve"> goes </w:t>
+            </w:r>
+            <w:r>
+              <w:rPr>
+                <w:rFonts w:ascii="Consolas" w:hAnsi="Consolas"/>
+                <w:color w:val="C7254E"/>
+                <w:sz w:val="19"/>
+              </w:rPr>
+              <w:t>1</w:t>
+            </w:r>
+            <w:r>
+              <w:t>→</w:t>
+            </w:r>
+            <w:r>
+              <w:rPr>
+                <w:rFonts w:ascii="Consolas" w:hAnsi="Consolas"/>
+                <w:color w:val="C7254E"/>
+                <w:sz w:val="19"/>
+              </w:rPr>
+              <w:t>0</w:t>
+            </w:r>
+            <w:r>
+              <w:t>→</w:t>
+            </w:r>
+            <w:r>
+              <w:rPr>
+                <w:rFonts w:ascii="Consolas" w:hAnsi="Consolas"/>
+                <w:color w:val="C7254E"/>
+                <w:sz w:val="19"/>
+              </w:rPr>
+              <w:t>1</w:t>
+            </w:r>
+            <w:r>
+              <w:t xml:space="preserve"> (broken, then clear) for one pass</w:t>
             </w:r>
           </w:p>
         </w:tc>
@@ -749,16 +1489,38 @@
           </w:tcPr>
           <w:p>
             <w:r>
-              <w:t xml:space="preserve">Light-curtain </w:t>
+              <w:t xml:space="preserve">After 2 s the light-curtain monitoring </w:t>
             </w:r>
             <w:r>
               <w:rPr>
                 <w:b/>
               </w:rPr>
-              <w:t>monitoring arms</w:t>
+              <w:t>arms</w:t>
             </w:r>
             <w:r>
-              <w:t xml:space="preserve"> after 2 s</w:t>
+              <w:t xml:space="preserve"> (</w:t>
+            </w:r>
+            <w:r>
+              <w:rPr>
+                <w:rFonts w:ascii="Consolas" w:hAnsi="Consolas"/>
+                <w:color w:val="C7254E"/>
+                <w:sz w:val="19"/>
+              </w:rPr>
+              <w:t>LIGHT_CURTAIN_MONITORING</w:t>
+            </w:r>
+            <w:r>
+              <w:t xml:space="preserve"> = </w:t>
+            </w:r>
+            <w:r>
+              <w:rPr>
+                <w:rFonts w:ascii="Consolas" w:hAnsi="Consolas"/>
+                <w:color w:val="C7254E"/>
+                <w:sz w:val="19"/>
+              </w:rPr>
+              <w:t>1</w:t>
+            </w:r>
+            <w:r>
+              <w:t>): from now on, breaking the beam again will abort</w:t>
             </w:r>
           </w:p>
         </w:tc>
@@ -783,7 +1545,23 @@
           </w:tcPr>
           <w:p>
             <w:r>
-              <w:t>HUTCH_ENTERED → ASB1</w:t>
+              <w:rPr>
+                <w:rFonts w:ascii="Consolas" w:hAnsi="Consolas"/>
+                <w:color w:val="C7254E"/>
+                <w:sz w:val="19"/>
+              </w:rPr>
+              <w:t>STATUS-HUTCH_ENTERED</w:t>
+            </w:r>
+            <w:r>
+              <w:t xml:space="preserve"> → </w:t>
+            </w:r>
+            <w:r>
+              <w:rPr>
+                <w:rFonts w:ascii="Consolas" w:hAnsi="Consolas"/>
+                <w:color w:val="C7254E"/>
+                <w:sz w:val="19"/>
+              </w:rPr>
+              <w:t>STATUS-ASB1</w:t>
             </w:r>
           </w:p>
         </w:tc>
@@ -799,10 +1577,10 @@
               <w:rPr>
                 <w:b/>
               </w:rPr>
-              <w:t>ASB-01</w:t>
+              <w:t>`ASB-01`</w:t>
             </w:r>
             <w:r>
-              <w:t xml:space="preserve"> (deep in the hutch)</w:t>
+              <w:t>, deep inside the hutch</w:t>
             </w:r>
           </w:p>
         </w:tc>
@@ -812,7 +1590,37 @@
           </w:tcPr>
           <w:p>
             <w:r>
-              <w:t>light curtain monitored</w:t>
+              <w:rPr>
+                <w:rFonts w:ascii="Consolas" w:hAnsi="Consolas"/>
+                <w:color w:val="C7254E"/>
+                <w:sz w:val="19"/>
+              </w:rPr>
+              <w:t>ASB-01</w:t>
+            </w:r>
+            <w:r>
+              <w:t xml:space="preserve"> press (</w:t>
+            </w:r>
+            <w:r>
+              <w:rPr>
+                <w:rFonts w:ascii="Consolas" w:hAnsi="Consolas"/>
+                <w:color w:val="C7254E"/>
+                <w:sz w:val="19"/>
+              </w:rPr>
+              <w:t>0</w:t>
+            </w:r>
+            <w:r>
+              <w:t>→</w:t>
+            </w:r>
+            <w:r>
+              <w:rPr>
+                <w:rFonts w:ascii="Consolas" w:hAnsi="Consolas"/>
+                <w:color w:val="C7254E"/>
+                <w:sz w:val="19"/>
+              </w:rPr>
+              <w:t>1</w:t>
+            </w:r>
+            <w:r>
+              <w:t>)</w:t>
             </w:r>
           </w:p>
         </w:tc>
@@ -822,7 +1630,26 @@
           </w:tcPr>
           <w:p>
             <w:r>
-              <w:t>ASB-01 LED on</w:t>
+              <w:rPr>
+                <w:rFonts w:ascii="Consolas" w:hAnsi="Consolas"/>
+                <w:color w:val="C7254E"/>
+                <w:sz w:val="19"/>
+              </w:rPr>
+              <w:t>STATUS-ASB1</w:t>
+            </w:r>
+            <w:r>
+              <w:t xml:space="preserve"> = </w:t>
+            </w:r>
+            <w:r>
+              <w:rPr>
+                <w:rFonts w:ascii="Consolas" w:hAnsi="Consolas"/>
+                <w:color w:val="C7254E"/>
+                <w:sz w:val="19"/>
+              </w:rPr>
+              <w:t>1</w:t>
+            </w:r>
+            <w:r>
+              <w:t>; ASB-01 LED on</w:t>
             </w:r>
           </w:p>
         </w:tc>
@@ -847,7 +1674,23 @@
           </w:tcPr>
           <w:p>
             <w:r>
-              <w:t>ASB1 → ASB2</w:t>
+              <w:rPr>
+                <w:rFonts w:ascii="Consolas" w:hAnsi="Consolas"/>
+                <w:color w:val="C7254E"/>
+                <w:sz w:val="19"/>
+              </w:rPr>
+              <w:t>STATUS-ASB1</w:t>
+            </w:r>
+            <w:r>
+              <w:t xml:space="preserve"> → </w:t>
+            </w:r>
+            <w:r>
+              <w:rPr>
+                <w:rFonts w:ascii="Consolas" w:hAnsi="Consolas"/>
+                <w:color w:val="C7254E"/>
+                <w:sz w:val="19"/>
+              </w:rPr>
+              <w:t>STATUS-ASB2</w:t>
             </w:r>
           </w:p>
         </w:tc>
@@ -863,7 +1706,7 @@
               <w:rPr>
                 <w:b/>
               </w:rPr>
-              <w:t>ASB-02</w:t>
+              <w:t>`ASB-02`</w:t>
             </w:r>
           </w:p>
         </w:tc>
@@ -873,7 +1716,37 @@
           </w:tcPr>
           <w:p>
             <w:r>
-              <w:t>light curtain monitored</w:t>
+              <w:rPr>
+                <w:rFonts w:ascii="Consolas" w:hAnsi="Consolas"/>
+                <w:color w:val="C7254E"/>
+                <w:sz w:val="19"/>
+              </w:rPr>
+              <w:t>ASB-02</w:t>
+            </w:r>
+            <w:r>
+              <w:t xml:space="preserve"> press (</w:t>
+            </w:r>
+            <w:r>
+              <w:rPr>
+                <w:rFonts w:ascii="Consolas" w:hAnsi="Consolas"/>
+                <w:color w:val="C7254E"/>
+                <w:sz w:val="19"/>
+              </w:rPr>
+              <w:t>0</w:t>
+            </w:r>
+            <w:r>
+              <w:t>→</w:t>
+            </w:r>
+            <w:r>
+              <w:rPr>
+                <w:rFonts w:ascii="Consolas" w:hAnsi="Consolas"/>
+                <w:color w:val="C7254E"/>
+                <w:sz w:val="19"/>
+              </w:rPr>
+              <w:t>1</w:t>
+            </w:r>
+            <w:r>
+              <w:t>)</w:t>
             </w:r>
           </w:p>
         </w:tc>
@@ -883,7 +1756,26 @@
           </w:tcPr>
           <w:p>
             <w:r>
-              <w:t>ASB-02 LED on</w:t>
+              <w:rPr>
+                <w:rFonts w:ascii="Consolas" w:hAnsi="Consolas"/>
+                <w:color w:val="C7254E"/>
+                <w:sz w:val="19"/>
+              </w:rPr>
+              <w:t>STATUS-ASB2</w:t>
+            </w:r>
+            <w:r>
+              <w:t xml:space="preserve"> = </w:t>
+            </w:r>
+            <w:r>
+              <w:rPr>
+                <w:rFonts w:ascii="Consolas" w:hAnsi="Consolas"/>
+                <w:color w:val="C7254E"/>
+                <w:sz w:val="19"/>
+              </w:rPr>
+              <w:t>1</w:t>
+            </w:r>
+            <w:r>
+              <w:t>; ASB-02 LED on</w:t>
             </w:r>
           </w:p>
         </w:tc>
@@ -908,7 +1800,23 @@
           </w:tcPr>
           <w:p>
             <w:r>
-              <w:t>ASB2 → ASB3</w:t>
+              <w:rPr>
+                <w:rFonts w:ascii="Consolas" w:hAnsi="Consolas"/>
+                <w:color w:val="C7254E"/>
+                <w:sz w:val="19"/>
+              </w:rPr>
+              <w:t>STATUS-ASB2</w:t>
+            </w:r>
+            <w:r>
+              <w:t xml:space="preserve"> → </w:t>
+            </w:r>
+            <w:r>
+              <w:rPr>
+                <w:rFonts w:ascii="Consolas" w:hAnsi="Consolas"/>
+                <w:color w:val="C7254E"/>
+                <w:sz w:val="19"/>
+              </w:rPr>
+              <w:t>STATUS-ASB3</w:t>
             </w:r>
           </w:p>
         </w:tc>
@@ -924,7 +1832,7 @@
               <w:rPr>
                 <w:b/>
               </w:rPr>
-              <w:t>ASB-03</w:t>
+              <w:t>`ASB-03`</w:t>
             </w:r>
           </w:p>
         </w:tc>
@@ -934,7 +1842,37 @@
           </w:tcPr>
           <w:p>
             <w:r>
-              <w:t>light curtain monitored</w:t>
+              <w:rPr>
+                <w:rFonts w:ascii="Consolas" w:hAnsi="Consolas"/>
+                <w:color w:val="C7254E"/>
+                <w:sz w:val="19"/>
+              </w:rPr>
+              <w:t>ASB-03</w:t>
+            </w:r>
+            <w:r>
+              <w:t xml:space="preserve"> press (</w:t>
+            </w:r>
+            <w:r>
+              <w:rPr>
+                <w:rFonts w:ascii="Consolas" w:hAnsi="Consolas"/>
+                <w:color w:val="C7254E"/>
+                <w:sz w:val="19"/>
+              </w:rPr>
+              <w:t>0</w:t>
+            </w:r>
+            <w:r>
+              <w:t>→</w:t>
+            </w:r>
+            <w:r>
+              <w:rPr>
+                <w:rFonts w:ascii="Consolas" w:hAnsi="Consolas"/>
+                <w:color w:val="C7254E"/>
+                <w:sz w:val="19"/>
+              </w:rPr>
+              <w:t>1</w:t>
+            </w:r>
+            <w:r>
+              <w:t>)</w:t>
             </w:r>
           </w:p>
         </w:tc>
@@ -944,7 +1882,26 @@
           </w:tcPr>
           <w:p>
             <w:r>
-              <w:t>ASB-03 LED on</w:t>
+              <w:rPr>
+                <w:rFonts w:ascii="Consolas" w:hAnsi="Consolas"/>
+                <w:color w:val="C7254E"/>
+                <w:sz w:val="19"/>
+              </w:rPr>
+              <w:t>STATUS-ASB3</w:t>
+            </w:r>
+            <w:r>
+              <w:t xml:space="preserve"> = </w:t>
+            </w:r>
+            <w:r>
+              <w:rPr>
+                <w:rFonts w:ascii="Consolas" w:hAnsi="Consolas"/>
+                <w:color w:val="C7254E"/>
+                <w:sz w:val="19"/>
+              </w:rPr>
+              <w:t>1</w:t>
+            </w:r>
+            <w:r>
+              <w:t>; ASB-03 LED on</w:t>
             </w:r>
           </w:p>
         </w:tc>
@@ -969,7 +1926,23 @@
           </w:tcPr>
           <w:p>
             <w:r>
-              <w:t>ASB3 → ASB4</w:t>
+              <w:rPr>
+                <w:rFonts w:ascii="Consolas" w:hAnsi="Consolas"/>
+                <w:color w:val="C7254E"/>
+                <w:sz w:val="19"/>
+              </w:rPr>
+              <w:t>STATUS-ASB3</w:t>
+            </w:r>
+            <w:r>
+              <w:t xml:space="preserve"> → </w:t>
+            </w:r>
+            <w:r>
+              <w:rPr>
+                <w:rFonts w:ascii="Consolas" w:hAnsi="Consolas"/>
+                <w:color w:val="C7254E"/>
+                <w:sz w:val="19"/>
+              </w:rPr>
+              <w:t>STATUS-ASB4</w:t>
             </w:r>
           </w:p>
         </w:tc>
@@ -985,7 +1958,7 @@
               <w:rPr>
                 <w:b/>
               </w:rPr>
-              <w:t>ASB-04</w:t>
+              <w:t>`ASB-04`</w:t>
             </w:r>
           </w:p>
         </w:tc>
@@ -995,7 +1968,37 @@
           </w:tcPr>
           <w:p>
             <w:r>
-              <w:t>—</w:t>
+              <w:rPr>
+                <w:rFonts w:ascii="Consolas" w:hAnsi="Consolas"/>
+                <w:color w:val="C7254E"/>
+                <w:sz w:val="19"/>
+              </w:rPr>
+              <w:t>ASB-04</w:t>
+            </w:r>
+            <w:r>
+              <w:t xml:space="preserve"> press (</w:t>
+            </w:r>
+            <w:r>
+              <w:rPr>
+                <w:rFonts w:ascii="Consolas" w:hAnsi="Consolas"/>
+                <w:color w:val="C7254E"/>
+                <w:sz w:val="19"/>
+              </w:rPr>
+              <w:t>0</w:t>
+            </w:r>
+            <w:r>
+              <w:t>→</w:t>
+            </w:r>
+            <w:r>
+              <w:rPr>
+                <w:rFonts w:ascii="Consolas" w:hAnsi="Consolas"/>
+                <w:color w:val="C7254E"/>
+                <w:sz w:val="19"/>
+              </w:rPr>
+              <w:t>1</w:t>
+            </w:r>
+            <w:r>
+              <w:t>)</w:t>
             </w:r>
           </w:p>
         </w:tc>
@@ -1005,13 +2008,57 @@
           </w:tcPr>
           <w:p>
             <w:r>
-              <w:t xml:space="preserve">ASB-04 LED on; </w:t>
+              <w:rPr>
+                <w:rFonts w:ascii="Consolas" w:hAnsi="Consolas"/>
+                <w:color w:val="C7254E"/>
+                <w:sz w:val="19"/>
+              </w:rPr>
+              <w:t>STATUS-ASB4</w:t>
+            </w:r>
+            <w:r>
+              <w:t xml:space="preserve"> = </w:t>
+            </w:r>
+            <w:r>
+              <w:rPr>
+                <w:rFonts w:ascii="Consolas" w:hAnsi="Consolas"/>
+                <w:color w:val="C7254E"/>
+                <w:sz w:val="19"/>
+              </w:rPr>
+              <w:t>1</w:t>
+            </w:r>
+            <w:r>
+              <w:t xml:space="preserve">; ASB-04 LED on; </w:t>
             </w:r>
             <w:r>
               <w:rPr>
                 <w:b/>
               </w:rPr>
               <w:t>light-curtain monitoring ends</w:t>
+            </w:r>
+            <w:r>
+              <w:t xml:space="preserve"> (</w:t>
+            </w:r>
+            <w:r>
+              <w:rPr>
+                <w:rFonts w:ascii="Consolas" w:hAnsi="Consolas"/>
+                <w:color w:val="C7254E"/>
+                <w:sz w:val="19"/>
+              </w:rPr>
+              <w:t>LIGHT_CURTAIN_MONITORING</w:t>
+            </w:r>
+            <w:r>
+              <w:t xml:space="preserve"> = </w:t>
+            </w:r>
+            <w:r>
+              <w:rPr>
+                <w:rFonts w:ascii="Consolas" w:hAnsi="Consolas"/>
+                <w:color w:val="C7254E"/>
+                <w:sz w:val="19"/>
+              </w:rPr>
+              <w:t>0</w:t>
+            </w:r>
+            <w:r>
+              <w:t>)</w:t>
             </w:r>
           </w:p>
         </w:tc>
@@ -1036,7 +2083,23 @@
           </w:tcPr>
           <w:p>
             <w:r>
-              <w:t>ASB4 → STANDBY</w:t>
+              <w:rPr>
+                <w:rFonts w:ascii="Consolas" w:hAnsi="Consolas"/>
+                <w:color w:val="C7254E"/>
+                <w:sz w:val="19"/>
+              </w:rPr>
+              <w:t>STATUS-ASB4</w:t>
+            </w:r>
+            <w:r>
+              <w:t xml:space="preserve"> → </w:t>
+            </w:r>
+            <w:r>
+              <w:rPr>
+                <w:rFonts w:ascii="Consolas" w:hAnsi="Consolas"/>
+                <w:color w:val="C7254E"/>
+                <w:sz w:val="19"/>
+              </w:rPr>
+              <w:t>STATUS-STANDBY</w:t>
             </w:r>
           </w:p>
         </w:tc>
@@ -1061,10 +2124,29 @@
               <w:rPr>
                 <w:b/>
               </w:rPr>
-              <w:t>ASBF</w:t>
+              <w:t>`ASBF-01`</w:t>
             </w:r>
             <w:r>
-              <w:t xml:space="preserve"> by the door</w:t>
+              <w:t xml:space="preserve"> by the exit door, then leave and shut the door</w:t>
+            </w:r>
+          </w:p>
+        </w:tc>
+        <w:tc>
+          <w:tcPr>
+            <w:tcW w:type="dxa" w:w="1728"/>
+          </w:tcPr>
+          <w:p>
+            <w:r>
+              <w:t xml:space="preserve">All general doors and the gate closed (2-out-of-3 healthy, </w:t>
+            </w:r>
+            <w:r>
+              <w:rPr>
+                <w:b/>
+              </w:rPr>
+              <w:t>SIF-06</w:t>
+            </w:r>
+            <w:r>
+              <w:t>, the search-complete proof)</w:t>
             </w:r>
           </w:p>
         </w:tc>
@@ -1077,20 +2159,7 @@
               <w:rPr>
                 <w:b/>
               </w:rPr>
-              <w:t>all general doors &amp; gate closed (2oo3, SIF-06)</w:t>
-            </w:r>
-          </w:p>
-        </w:tc>
-        <w:tc>
-          <w:tcPr>
-            <w:tcW w:type="dxa" w:w="1728"/>
-          </w:tcPr>
-          <w:p>
-            <w:r>
-              <w:rPr>
-                <w:b/>
-              </w:rPr>
-              <w:t>General doors/gate lock</w:t>
+              <w:t>General doors and gate lock</w:t>
             </w:r>
             <w:r>
               <w:t xml:space="preserve">; </w:t>
@@ -1102,25 +2171,27 @@
               <w:t>STANDBY</w:t>
             </w:r>
             <w:r>
-              <w:t xml:space="preserve"> sign; </w:t>
+              <w:t xml:space="preserve"> sign on; </w:t>
             </w:r>
             <w:r>
               <w:rPr>
                 <w:b/>
               </w:rPr>
-              <w:t>blue light on</w:t>
+              <w:t>blue lights</w:t>
             </w:r>
             <w:r>
-              <w:t xml:space="preserve">; Speaker </w:t>
+              <w:t xml:space="preserve"> on; speaker </w:t>
             </w:r>
             <w:r>
               <w:rPr>
-                <w:b/>
+                <w:rFonts w:ascii="Consolas" w:hAnsi="Consolas"/>
+                <w:color w:val="C7254E"/>
+                <w:sz w:val="19"/>
               </w:rPr>
               <w:t>SP02</w:t>
             </w:r>
             <w:r>
-              <w:t xml:space="preserve"> "radiation imminent"; beam-off indicators on; </w:t>
+              <w:t xml:space="preserve"> says "radiation imminent"; beam-off indicators on; the </w:t>
             </w:r>
             <w:r>
               <w:rPr>
@@ -1129,7 +2200,18 @@
               <w:t>180 s beam-delay starts</w:t>
             </w:r>
             <w:r>
-              <w:t>; KEY01 released</w:t>
+              <w:t xml:space="preserve">; </w:t>
+            </w:r>
+            <w:r>
+              <w:rPr>
+                <w:rFonts w:ascii="Consolas" w:hAnsi="Consolas"/>
+                <w:color w:val="C7254E"/>
+                <w:sz w:val="19"/>
+              </w:rPr>
+              <w:t>KEY-01</w:t>
+            </w:r>
+            <w:r>
+              <w:t xml:space="preserve"> is released</w:t>
             </w:r>
           </w:p>
         </w:tc>
@@ -1154,7 +2236,23 @@
           </w:tcPr>
           <w:p>
             <w:r>
-              <w:t>STANDBY → BEAM_ON</w:t>
+              <w:rPr>
+                <w:rFonts w:ascii="Consolas" w:hAnsi="Consolas"/>
+                <w:color w:val="C7254E"/>
+                <w:sz w:val="19"/>
+              </w:rPr>
+              <w:t>STATUS-STANDBY</w:t>
+            </w:r>
+            <w:r>
+              <w:t xml:space="preserve"> → </w:t>
+            </w:r>
+            <w:r>
+              <w:rPr>
+                <w:rFonts w:ascii="Consolas" w:hAnsi="Consolas"/>
+                <w:color w:val="C7254E"/>
+                <w:sz w:val="19"/>
+              </w:rPr>
+              <w:t>STATUS-BEAM_ON</w:t>
             </w:r>
           </w:p>
         </w:tc>
@@ -1164,7 +2262,7 @@
           </w:tcPr>
           <w:p>
             <w:r>
-              <w:t>(operator enables beam)</w:t>
+              <w:t>The operator requests beam enable</w:t>
             </w:r>
           </w:p>
         </w:tc>
@@ -1174,7 +2272,7 @@
           </w:tcPr>
           <w:p>
             <w:r>
-              <w:t xml:space="preserve">180 s elapsed </w:t>
+              <w:t xml:space="preserve">The 180 s beam delay has elapsed </w:t>
             </w:r>
             <w:r>
               <w:rPr>
@@ -1183,7 +2281,7 @@
               <w:t>and</w:t>
             </w:r>
             <w:r>
-              <w:t xml:space="preserve"> all locks confirmed (</w:t>
+              <w:t xml:space="preserve"> all locks are confirmed (</w:t>
             </w:r>
             <w:r>
               <w:rPr>
@@ -1192,7 +2290,7 @@
               <w:t>SIF-07</w:t>
             </w:r>
             <w:r>
-              <w:t>)</w:t>
+              <w:t>, the beam-on master permit, is healthy)</w:t>
             </w:r>
           </w:p>
         </w:tc>
@@ -1208,16 +2306,16 @@
               <w:t>BEAM ON</w:t>
             </w:r>
             <w:r>
-              <w:t xml:space="preserve"> sign; Beam-On indicator; </w:t>
+              <w:t xml:space="preserve"> sign on; Beam-On indicator on; </w:t>
             </w:r>
             <w:r>
               <w:rPr>
                 <w:b/>
               </w:rPr>
-              <w:t>contactors energise</w:t>
+              <w:t>power contactors energise</w:t>
             </w:r>
             <w:r>
-              <w:t xml:space="preserve">; latch </w:t>
+              <w:t xml:space="preserve">; the </w:t>
             </w:r>
             <w:r>
               <w:rPr>
@@ -1226,6 +2324,9 @@
                 <w:sz w:val="19"/>
               </w:rPr>
               <w:t>SEARCHED_AND_LOCKED</w:t>
+            </w:r>
+            <w:r>
+              <w:t xml:space="preserve"> bit latches</w:t>
             </w:r>
           </w:p>
         </w:tc>
@@ -1250,7 +2351,23 @@
           </w:tcPr>
           <w:p>
             <w:r>
-              <w:t>BEAM_ON → OPEN</w:t>
+              <w:rPr>
+                <w:rFonts w:ascii="Consolas" w:hAnsi="Consolas"/>
+                <w:color w:val="C7254E"/>
+                <w:sz w:val="19"/>
+              </w:rPr>
+              <w:t>STATUS-BEAM_ON</w:t>
+            </w:r>
+            <w:r>
+              <w:t xml:space="preserve"> → </w:t>
+            </w:r>
+            <w:r>
+              <w:rPr>
+                <w:rFonts w:ascii="Consolas" w:hAnsi="Consolas"/>
+                <w:color w:val="C7254E"/>
+                <w:sz w:val="19"/>
+              </w:rPr>
+              <w:t>STATUS-OPEN</w:t>
             </w:r>
           </w:p>
         </w:tc>
@@ -1260,16 +2377,16 @@
           </w:tcPr>
           <w:p>
             <w:r>
-              <w:t>press a beam-off button, or source confirmed zero (</w:t>
+              <w:t xml:space="preserve">Press a beam-off button, </w:t>
             </w:r>
             <w:r>
               <w:rPr>
                 <w:b/>
               </w:rPr>
-              <w:t>SIF-03</w:t>
+              <w:t>or</w:t>
             </w:r>
             <w:r>
-              <w:t>)</w:t>
+              <w:t xml:space="preserve"> the source is confirmed at zero</w:t>
             </w:r>
           </w:p>
         </w:tc>
@@ -1279,7 +2396,16 @@
           </w:tcPr>
           <w:p>
             <w:r>
-              <w:t>—</w:t>
+              <w:t>A beam-off press, or source-off proven (</w:t>
+            </w:r>
+            <w:r>
+              <w:rPr>
+                <w:b/>
+              </w:rPr>
+              <w:t>SIF-03</w:t>
+            </w:r>
+            <w:r>
+              <w:t>, "source is really off, doors may unlock")</w:t>
             </w:r>
           </w:p>
         </w:tc>
@@ -1289,7 +2415,16 @@
           </w:tcPr>
           <w:p>
             <w:r>
-              <w:t>returns toward OPEN (60 s reset delay)</w:t>
+              <w:t xml:space="preserve">The hutch heads back toward </w:t>
+            </w:r>
+            <w:r>
+              <w:rPr>
+                <w:b/>
+              </w:rPr>
+              <w:t>OPEN</w:t>
+            </w:r>
+            <w:r>
+              <w:t xml:space="preserve"> (after a 60 s reset delay)</w:t>
             </w:r>
           </w:p>
         </w:tc>
@@ -1320,21 +2455,10 @@
         <w:rPr>
           <w:b/>
         </w:rPr>
-        <w:t>two independent timing systems</w:t>
+        <w:t>two independent timing layers</w:t>
       </w:r>
       <w:r>
-        <w:t xml:space="preserve"> (both verified in </w:t>
-      </w:r>
-      <w:r>
-        <w:rPr>
-          <w:rFonts w:ascii="Consolas" w:hAnsi="Consolas"/>
-          <w:color w:val="C7254E"/>
-          <w:sz w:val="19"/>
-        </w:rPr>
-        <w:t>program.pdf</w:t>
-      </w:r>
-      <w:r>
-        <w:t>):</w:t>
+        <w:t>. Both must be satisfied.</w:t>
       </w:r>
     </w:p>
     <w:p>
@@ -1353,7 +2477,82 @@
     </w:p>
     <w:p>
       <w:r>
-        <w:t xml:space="preserve">   (START_SEARCH → STANDBY) must finish inside 180 seconds, or it aborts.</w:t>
+        <w:t xml:space="preserve">   (</w:t>
+      </w:r>
+      <w:r>
+        <w:rPr>
+          <w:rFonts w:ascii="Consolas" w:hAnsi="Consolas"/>
+          <w:color w:val="C7254E"/>
+          <w:sz w:val="19"/>
+        </w:rPr>
+        <w:t>STATUS-START_SEARCH</w:t>
+      </w:r>
+      <w:r>
+        <w:t xml:space="preserve"> → </w:t>
+      </w:r>
+      <w:r>
+        <w:rPr>
+          <w:rFonts w:ascii="Consolas" w:hAnsi="Consolas"/>
+          <w:color w:val="C7254E"/>
+          <w:sz w:val="19"/>
+        </w:rPr>
+        <w:t>STATUS-STANDBY</w:t>
+      </w:r>
+      <w:r>
+        <w:t xml:space="preserve">) must finish inside </w:t>
+      </w:r>
+      <w:r>
+        <w:rPr>
+          <w:b/>
+        </w:rPr>
+        <w:t>180 seconds</w:t>
+      </w:r>
+      <w:r>
+        <w:t xml:space="preserve">,    or it aborts. While it runs, </w:t>
+      </w:r>
+      <w:r>
+        <w:rPr>
+          <w:rFonts w:ascii="Consolas" w:hAnsi="Consolas"/>
+          <w:color w:val="C7254E"/>
+          <w:sz w:val="19"/>
+        </w:rPr>
+        <w:t>SEARCH_TIMER_RUNNING</w:t>
+      </w:r>
+      <w:r>
+        <w:t xml:space="preserve"> = </w:t>
+      </w:r>
+      <w:r>
+        <w:rPr>
+          <w:rFonts w:ascii="Consolas" w:hAnsi="Consolas"/>
+          <w:color w:val="C7254E"/>
+          <w:sz w:val="19"/>
+        </w:rPr>
+        <w:t>1</w:t>
+      </w:r>
+      <w:r>
+        <w:t xml:space="preserve">; if it runs out,    </w:t>
+      </w:r>
+      <w:r>
+        <w:rPr>
+          <w:rFonts w:ascii="Consolas" w:hAnsi="Consolas"/>
+          <w:color w:val="C7254E"/>
+          <w:sz w:val="19"/>
+        </w:rPr>
+        <w:t>SEARCH_TIME_EXCEEDED</w:t>
+      </w:r>
+      <w:r>
+        <w:t xml:space="preserve"> = </w:t>
+      </w:r>
+      <w:r>
+        <w:rPr>
+          <w:rFonts w:ascii="Consolas" w:hAnsi="Consolas"/>
+          <w:color w:val="C7254E"/>
+          <w:sz w:val="19"/>
+        </w:rPr>
+        <w:t>1</w:t>
+      </w:r>
+      <w:r>
+        <w:t>.</w:t>
       </w:r>
     </w:p>
     <w:p>
@@ -1364,15 +2563,15 @@
         <w:rPr>
           <w:b/>
         </w:rPr>
-        <w:t>Per-step window — `5 s … 60 s` (six `Transition_Timer` blocks).</w:t>
+        <w:t>Per-step window — `5 s … 60 s`.</w:t>
       </w:r>
       <w:r>
-        <w:t xml:space="preserve"> Each step</w:t>
+        <w:t xml:space="preserve"> There are six step timers (one per step,</w:t>
       </w:r>
     </w:p>
     <w:p>
       <w:r>
-        <w:t xml:space="preserve">   must take </w:t>
+        <w:t xml:space="preserve">   T1-T2 through T6-T7). Each step must take </w:t>
       </w:r>
       <w:r>
         <w:rPr>
@@ -1381,7 +2580,7 @@
         <w:t>at least 5 s</w:t>
       </w:r>
       <w:r>
-        <w:t xml:space="preserve"> (you cannot rush / tailgate) and </w:t>
+        <w:t xml:space="preserve"> — you cannot rush or    tailgate — and </w:t>
       </w:r>
       <w:r>
         <w:rPr>
@@ -1390,12 +2589,43 @@
         <w:t>at most 60 s</w:t>
       </w:r>
       <w:r>
-        <w:t xml:space="preserve">    (you cannot dawdle). Outside that → abort.</w:t>
+        <w:t xml:space="preserve"> — you cannot dawdle. Going under 5 s sets that    step's </w:t>
+      </w:r>
+      <w:r>
+        <w:rPr>
+          <w:rFonts w:ascii="Consolas" w:hAnsi="Consolas"/>
+          <w:color w:val="C7254E"/>
+          <w:sz w:val="19"/>
+        </w:rPr>
+        <w:t>..._TIMER_TRIP_LOW</w:t>
+      </w:r>
+      <w:r>
+        <w:t xml:space="preserve">; going over 60 s sets its </w:t>
+      </w:r>
+      <w:r>
+        <w:rPr>
+          <w:rFonts w:ascii="Consolas" w:hAnsi="Consolas"/>
+          <w:color w:val="C7254E"/>
+          <w:sz w:val="19"/>
+        </w:rPr>
+        <w:t>..._TIMER_TRIP_HIGH</w:t>
+      </w:r>
+      <w:r>
+        <w:t>.    Either one aborts the search.</w:t>
       </w:r>
     </w:p>
     <w:p>
       <w:r>
-        <w:t>So a valid search is: do each step *deliberately* (wait ≥5 s), keep moving (≤60 s/step), and finish the lot within 180 s.</w:t>
+        <w:t xml:space="preserve">So a valid search is: do each step </w:t>
+      </w:r>
+      <w:r>
+        <w:rPr>
+          <w:b/>
+        </w:rPr>
+        <w:t>deliberately</w:t>
+      </w:r>
+      <w:r>
+        <w:t xml:space="preserve"> (wait ≥ 5 s), keep moving (≤ 60 s per step), and finish the whole thing within 180 s.</w:t>
       </w:r>
     </w:p>
     <w:p>
@@ -1427,7 +2657,51 @@
         <w:t>*_ABORTED</w:t>
       </w:r>
       <w:r>
-        <w:t xml:space="preserve"> state and back toward OPEN:</w:t>
+        <w:t xml:space="preserve"> state (you will see </w:t>
+      </w:r>
+      <w:r>
+        <w:rPr>
+          <w:rFonts w:ascii="Consolas" w:hAnsi="Consolas"/>
+          <w:color w:val="C7254E"/>
+          <w:sz w:val="19"/>
+        </w:rPr>
+        <w:t>ABORT_SEARCH</w:t>
+      </w:r>
+      <w:r>
+        <w:t xml:space="preserve"> or </w:t>
+      </w:r>
+      <w:r>
+        <w:rPr>
+          <w:rFonts w:ascii="Consolas" w:hAnsi="Consolas"/>
+          <w:color w:val="C7254E"/>
+          <w:sz w:val="19"/>
+        </w:rPr>
+        <w:t>ABORT_START</w:t>
+      </w:r>
+      <w:r>
+        <w:t xml:space="preserve"> go </w:t>
+      </w:r>
+      <w:r>
+        <w:rPr>
+          <w:rFonts w:ascii="Consolas" w:hAnsi="Consolas"/>
+          <w:color w:val="C7254E"/>
+          <w:sz w:val="19"/>
+        </w:rPr>
+        <w:t>1</w:t>
+      </w:r>
+      <w:r>
+        <w:t xml:space="preserve">) and sends the hutch back toward </w:t>
+      </w:r>
+      <w:r>
+        <w:rPr>
+          <w:rFonts w:ascii="Consolas" w:hAnsi="Consolas"/>
+          <w:color w:val="C7254E"/>
+          <w:sz w:val="19"/>
+        </w:rPr>
+        <w:t>STATUS-OPEN</w:t>
+      </w:r>
+      <w:r>
+        <w:t>:</w:t>
       </w:r>
     </w:p>
     <w:p>
@@ -1444,7 +2718,7 @@
         <w:t>wrong</w:t>
       </w:r>
       <w:r>
-        <w:t xml:space="preserve"> button (out of order),</w:t>
+        <w:t xml:space="preserve"> button — pressed out of order;</w:t>
       </w:r>
     </w:p>
     <w:p>
@@ -1461,7 +2735,7 @@
         <w:t>too fast</w:t>
       </w:r>
       <w:r>
-        <w:t xml:space="preserve"> (&lt;5 s) or </w:t>
+        <w:t xml:space="preserve"> (&lt; 5 s) or </w:t>
       </w:r>
       <w:r>
         <w:rPr>
@@ -1470,7 +2744,12 @@
         <w:t>too slow</w:t>
       </w:r>
       <w:r>
-        <w:t xml:space="preserve"> (&gt;60 s), or the whole search &gt;180 s,</w:t>
+        <w:t xml:space="preserve"> (&gt; 60 s), or the whole search</w:t>
+      </w:r>
+    </w:p>
+    <w:p>
+      <w:r>
+        <w:t xml:space="preserve">  taking longer than 180 s;</w:t>
       </w:r>
     </w:p>
     <w:p>
@@ -1487,7 +2766,23 @@
         <w:t>light curtain</w:t>
       </w:r>
       <w:r>
-        <w:t xml:space="preserve"> is interrupted again while it is being monitored (T2…T6),</w:t>
+        <w:t xml:space="preserve"> (</w:t>
+      </w:r>
+      <w:r>
+        <w:rPr>
+          <w:rFonts w:ascii="Consolas" w:hAnsi="Consolas"/>
+          <w:color w:val="C7254E"/>
+          <w:sz w:val="19"/>
+        </w:rPr>
+        <w:t>LCRx-01</w:t>
+      </w:r>
+      <w:r>
+        <w:t>) is broken again while it is being monitored</w:t>
+      </w:r>
+    </w:p>
+    <w:p>
+      <w:r>
+        <w:t xml:space="preserve">  (during steps T2 … T6);</w:t>
       </w:r>
     </w:p>
     <w:p>
@@ -1504,7 +2799,29 @@
         <w:t>enable key</w:t>
       </w:r>
       <w:r>
-        <w:t xml:space="preserve"> (KEY01/KEY02) is lost during the search,</w:t>
+        <w:t xml:space="preserve"> (</w:t>
+      </w:r>
+      <w:r>
+        <w:rPr>
+          <w:rFonts w:ascii="Consolas" w:hAnsi="Consolas"/>
+          <w:color w:val="C7254E"/>
+          <w:sz w:val="19"/>
+        </w:rPr>
+        <w:t>KEY-01</w:t>
+      </w:r>
+      <w:r>
+        <w:t xml:space="preserve"> or </w:t>
+      </w:r>
+      <w:r>
+        <w:rPr>
+          <w:rFonts w:ascii="Consolas" w:hAnsi="Consolas"/>
+          <w:color w:val="C7254E"/>
+          <w:sz w:val="19"/>
+        </w:rPr>
+        <w:t>KEY-02</w:t>
+      </w:r>
+      <w:r>
+        <w:t>) is lost during the search;</w:t>
       </w:r>
     </w:p>
     <w:p>
@@ -1521,7 +2838,7 @@
         <w:t>door opens</w:t>
       </w:r>
       <w:r>
-        <w:t xml:space="preserve"> during the search,</w:t>
+        <w:t xml:space="preserve"> during the search;</w:t>
       </w:r>
     </w:p>
     <w:p>
@@ -1554,100 +2871,30 @@
         <w:pStyle w:val="Heading2"/>
       </w:pPr>
       <w:r>
-        <w:t>2.6 Drive it in the simulator</w:t>
+        <w:t>2.6 Practising this sequence</w:t>
       </w:r>
     </w:p>
     <w:p>
       <w:r>
-        <w:t xml:space="preserve">The per-step minimum is 5 s, so you must let time pass between presses. The CLI </w:t>
+        <w:t xml:space="preserve">You practise this exact sequence in </w:t>
       </w:r>
       <w:r>
         <w:rPr>
-          <w:rFonts w:ascii="Consolas" w:hAnsi="Consolas"/>
-          <w:color w:val="C7254E"/>
-          <w:sz w:val="19"/>
+          <w:b/>
         </w:rPr>
-        <w:t>search</w:t>
+        <w:t>HIMA SILworX offline simulation</w:t>
       </w:r>
       <w:r>
-        <w:t xml:space="preserve"> macro does this for you; or do it by hand to *feel* the timing:</w:t>
+        <w:t xml:space="preserve">. The per-step minimum is 5 s, so you must let real time pass between presses. The precise tags to force and the signals to watch — step by step, including the abort cases — are written out in </w:t>
       </w:r>
-    </w:p>
-    <w:p>
-      <w:pPr>
-        <w:spacing w:after="120"/>
-        <w:ind w:left="288"/>
-        <w:shd w:val="clear" w:fill="F2F2F2"/>
-      </w:pPr>
       <w:r>
         <w:rPr>
-          <w:rFonts w:ascii="Consolas" w:hAnsi="Consolas"/>
-          <w:sz w:val="18"/>
+          <w:b/>
         </w:rPr>
-        <w:t>python3 pss_cli.py</w:t>
-        <w:br/>
-        <w:br/>
-        <w:t>pss&gt; card            # T1: insert card (keys are already IN). -&gt; START_SEARCH, RESTRICTED</w:t>
-        <w:br/>
-        <w:t>pss&gt; wait 10         # let 10 s pass (&gt;=5, &lt;=60)</w:t>
-        <w:br/>
-        <w:t>pss&gt; lcrx            # T2 -&gt; HUTCH_ENTERED</w:t>
-        <w:br/>
-        <w:t>pss&gt; wait 10</w:t>
-        <w:br/>
-        <w:t>pss&gt; asb1            # T3 -&gt; ASB1</w:t>
-        <w:br/>
-        <w:t>pss&gt; wait 10</w:t>
-        <w:br/>
-        <w:t>pss&gt; asb2            # T4</w:t>
-        <w:br/>
-        <w:t>pss&gt; wait 10</w:t>
-        <w:br/>
-        <w:t>pss&gt; asb3            # T5</w:t>
-        <w:br/>
-        <w:t>pss&gt; wait 10</w:t>
-        <w:br/>
-        <w:t>pss&gt; asb4            # T6</w:t>
-        <w:br/>
-        <w:t>pss&gt; wait 10</w:t>
-        <w:br/>
-        <w:t>pss&gt; asbf            # T7 -&gt; STANDBY (doors lock, blue light, 'radiation imminent')</w:t>
-        <w:br/>
-        <w:t>pss&gt; enable          # operator beam-enable request</w:t>
-        <w:br/>
-        <w:t>pss&gt; wait 180        # the 180 s 'radiation imminent' dwell</w:t>
-        <w:br/>
-        <w:t>pss&gt; state           # -&gt; BEAM_ON: contactors energised, BEAM ON sign</w:t>
+        <w:t>document 04 (the SILworX offline test procedure)</w:t>
       </w:r>
-    </w:p>
-    <w:p>
       <w:r>
-        <w:t>Now try breaking it:</w:t>
-      </w:r>
-    </w:p>
-    <w:p>
-      <w:pPr>
-        <w:spacing w:after="120"/>
-        <w:ind w:left="288"/>
-        <w:shd w:val="clear" w:fill="F2F2F2"/>
-      </w:pPr>
-      <w:r>
-        <w:rPr>
-          <w:rFonts w:ascii="Consolas" w:hAnsi="Consolas"/>
-          <w:sz w:val="18"/>
-        </w:rPr>
-        <w:t>pss&gt; card</w:t>
-        <w:br/>
-        <w:t>pss&gt; wait 2          # only 2 s ...</w:t>
-        <w:br/>
-        <w:t>pss&gt; lcrx            # ... too fast -&gt; ABORT (read the 'last abort' line)</w:t>
-        <w:br/>
-        <w:br/>
-        <w:t>pss&gt; card</w:t>
-        <w:br/>
-        <w:t>pss&gt; wait 10</w:t>
-        <w:br/>
-        <w:t>pss&gt; asb1            # wrong! light curtain (lcrx) expected first -&gt; ABORT</w:t>
+        <w:t>.</w:t>
       </w:r>
     </w:p>
     <w:sectPr>
